--- a/paper_submission/revision4/manuscript_v5_kjfp.docx
+++ b/paper_submission/revision4/manuscript_v5_kjfp.docx
@@ -802,7 +802,7 @@
           <w:color w:val="0000DC"/>
           <w:sz w:val="20"/>
         </w:rPr>
-        <w:t>SupCon 학습이 임베딩 공간에 미치는 영향을 평가하기 위해 검증·테스트 세트의 실제 HCC 영상(n=417)과 혈관종 영상(n=381)에서 CE 단독 모델과 CE+SupCon 모델의 코사인 유사도 점수를 동일 영상 대응으로 비교하였다. SupCon 적용 후 HCC cosine similarity score는 상향 이동하고 분산은 감소하였으며 두 변화 모두 유의하였다(Figure 4). 혈관종 영상에서도 hemangioma cosine similarity score의 상향 이동과 분산 감소가 관찰되었고, ResNet50V2에서도 같은 경향이었다(Figure 5). 실제 HCC 영상의 94.7%에서 점수가 상승하였고, 상승 폭은 프로토타입에서 멀리 있던 증례에서 컸다(r=−0.80). 즉 분산 감소는 이미 충분히 전형적이라고 모델이 판단했던 증례보다, SupCon 이전에는 전형성이 떨어진다고 판단했던 증례에서의 상승에 주로 기인하였다.</w:t>
+        <w:t>SupCon 학습이 임베딩 공간에 미치는 영향을 평가하기 위해 검증·테스트 세트의 실제 HCC 영상(n=417)과 혈관종 영상(n=381)에서 CE 단독 모델과 CE+SupCon 모델의 코사인 유사도 점수를 동일 영상 대응으로 비교하였다. SupCon 적용 후 HCC cosine similarity score는 상향 이동하고 분산은 감소하였으며 두 변화 모두 유의하였다(Figure 4). 혈관종 영상에서도 hemangioma cosine similarity score의 상향 이동과 분산 감소가 관찰되었고, ResNet50V2에서도 같은 경향이었다(Figure 5). HCC 영상의 94.7%에서 점수가 상승했고 상승 폭은 사전 점수가 낮을수록 컸다. 사전 코사인 유사도 점수 1분위는 0.125에서 0.566으로(Δ +0.441), 10분위는 0.959에서 0.983으로(Δ +0.024) 상승해 단조 감소하였다(Supplementary Table S4). 점수 0.5 미만 영상은 43장(10.3%)에서 17장(4.1%)으로 줄었다. 확률 0.50에서 놓친 HCC 6장은 코사인 유사도 점수 0.26–0.55(하위 0–4백분위)였으나 모든 혈관종(최고 0.032)보다 높았다. 다만 Δscore는 개선되지 않았고(16장→20장) 순위도 유지되어 증례별 개선으로 해석하지 않는다.</w:t>
       </w:r>
     </w:p>
     <w:p>
@@ -943,7 +943,7 @@
           <w:color w:val="0000DC"/>
           <w:sz w:val="20"/>
         </w:rPr>
-        <w:t>본 연구는 한정된 컴퓨팅 자원으로 경량 모델만을 학습하였고 단일기관의 수천 장 규모 데이터셋을 사용하였다. 이러한 조건에서는 모델이 질환의 일반적 영상 특징보다 학습 영상 자체를 기억하거나 단축 경로를 찾을 수 있으며, Vision Transformer 계열은 합성곱 신경망보다 공간적 귀납적 편향이 약해 이런 경향이 더 나타날 수 있다. AUROC가 1.000에 도달한 상황에서는 이런 차이를 분류 성능만으로 구별하기 어렵다. CE 단독 모델은 미학습 HCC 영상에서 cosine similarity score 분산이 컸던 반면 CE+SupCon 모델에서는 점수가 상향 이동하고 분산이 감소하였는데(Figure 4), 이는 SupCon이 임베딩 공간에서 같은 질환의 영상을 더 가깝게 모으는 추가 정규화로 작용했을 가능성을 시사한다. 다만 코사인 유사도 점수의 상향 이동과 분산 감소는 SupCon 목적함수(클래스 내 응집)가 충족된 결과이므로 임상적 타당성의 독립적 증거로 해석할 수 없고, 같은 분석에서 두 클래스 간 간격은 오히려 축소되는 경향이 관찰되었다. 따라서 SupCon의 효과는 분류 성능의 향상이 아니라 표상 기하의 변화로 한정하여 보고한다.</w:t>
+        <w:t>본 연구는 한정된 컴퓨팅 자원으로 경량 모델만을 학습하였고 단일기관의 수천 장 규모 데이터셋을 사용하였다. 이러한 조건에서는 모델이 질환의 일반적 영상 특징보다 학습 영상 자체를 기억하거나 단축 경로를 찾을 수 있으며, Vision Transformer 계열은 합성곱 신경망보다 공간적 귀납적 편향이 약해 이런 경향이 더 나타날 수 있다. AUROC가 1.000에 도달한 상황에서는 이런 차이를 분류 성능만으로 구별하기 어렵다. CE 단독 모델은 미학습 HCC 영상에서 cosine similarity score 분산이 컸던 반면 CE+SupCon 모델에서는 점수가 상향 이동하고 분산이 감소하였는데(Figure 4), 이는 SupCon이 임베딩 공간에서 같은 질환의 영상을 더 가깝게 모으는 추가 정규화로 작용했을 가능성을 시사한다. 다만 코사인 유사도 점수의 상향 이동·분산 감소와 저점수 증례에서의 큰 상승 폭은 SupCon 목적함수(클래스 내 응집)와 압축적 변환이 예측하는 방향이므로 임상적 타당성의 독립적 증거로 해석할 수 없고, 같은 분석에서 두 클래스 간 간격은 오히려 축소되는 경향이 관찰되었다. 따라서 SupCon의 효과는 분류 성능의 향상이 아니라 표상 기하의 변화로 한정하여 보고한다.</w:t>
       </w:r>
     </w:p>
     <w:p>

--- a/paper_submission/revision4/manuscript_v5_kjfp.docx
+++ b/paper_submission/revision4/manuscript_v5_kjfp.docx
@@ -943,7 +943,7 @@
           <w:color w:val="0000DC"/>
           <w:sz w:val="20"/>
         </w:rPr>
-        <w:t>본 연구는 한정된 컴퓨팅 자원으로 경량 모델만을 학습하였고 단일기관의 수천 장 규모 데이터셋을 사용하였다. 이러한 조건에서는 모델이 질환의 일반적 영상 특징보다 학습 영상 자체를 기억하거나 단축 경로를 찾을 수 있으며, Vision Transformer 계열은 합성곱 신경망보다 공간적 귀납적 편향이 약해 이런 경향이 더 나타날 수 있다. AUROC가 1.000에 도달한 상황에서는 이런 차이를 분류 성능만으로 구별하기 어렵다. CE 단독 모델은 미학습 HCC 영상에서 cosine similarity score 분산이 컸던 반면 CE+SupCon 모델에서는 점수가 상향 이동하고 분산이 감소하였는데(Figure 4), 이는 SupCon이 임베딩 공간에서 같은 질환의 영상을 더 가깝게 모으는 추가 정규화로 작용했을 가능성을 시사한다. 다만 코사인 유사도 점수의 상향 이동·분산 감소와 저점수 증례에서의 큰 상승 폭은 SupCon 목적함수(클래스 내 응집)와 압축적 변환이 예측하는 방향이므로 임상적 타당성의 독립적 증거로 해석할 수 없고, 같은 분석에서 두 클래스 간 간격은 오히려 축소되는 경향이 관찰되었다. 따라서 SupCon의 효과는 분류 성능의 향상이 아니라 표상 기하의 변화로 한정하여 보고한다.</w:t>
+        <w:t>본 연구는 한정된 컴퓨팅 자원으로 경량 모델만을 학습하였고 단일기관의 수천 장 규모 데이터셋을 사용하였다. 이러한 조건에서는 모델이 질환의 일반적 영상 특징보다 학습 영상 자체를 기억하거나 단축 경로를 찾을 수 있으며, Vision Transformer 계열은 합성곱 신경망보다 공간적 귀납적 편향이 약해 이런 경향이 더 나타날 수 있다. AUROC가 1.000에 도달한 상황에서는 이런 차이를 분류 성능만으로 구별하기 어렵다. CE 단독 모델은 미학습 HCC 영상에서 cosine similarity score 분산이 컸던 반면 CE+SupCon 모델에서는 점수가 상향 이동하고 분산이 감소하였는데(Figure 4), 이는 SupCon이 임베딩 공간에서 같은 질환의 영상을 더 가깝게 모으는 추가 정규화로 작용했을 가능성을 시사한다. 다만 코사인 유사도 점수의 상향 이동, 분산 감소, 저점수 증례에서의 큰 상승 폭은 그 자체만으로 임상적 타당성의 직접적인 증거로 해석하기는 어렵다. 같은 분석에서 두 클래스 사이의 간격은 오히려 좁아졌으므로 SupCon의 효과는 분류 성능의 향상이 아니라 표상 기하의 변화로 한정하며, 실제 판독에 도움이 되는지는 외부 코호트와 더 많은 데이터셋으로 추가 검증해야 한다.</w:t>
       </w:r>
     </w:p>
     <w:p>

--- a/paper_submission/revision4/manuscript_v5_kjfp.docx
+++ b/paper_submission/revision4/manuscript_v5_kjfp.docx
@@ -1574,7 +1574,7 @@
           <w:rFonts w:ascii="Batang" w:hAnsi="Batang"/>
           <w:sz w:val="20"/>
         </w:rPr>
-        <w:t>The same held-out HCC images were scored by the CE-only and CE+SupCon models (HCC cosine similarity score to the training-set mean HCC prototype). (A) Density distribution, EfficientNetV2B0. (B) Paired individual shift, EfficientNetV2B0: mean 0.783 ± 0.256 (median 0.882) to 0.908 ± 0.160 (median 0.970); mean paired difference +0.125 (95% CI 0.110–0.140); paired t = 16.94; Wilcoxon signed-rank P &lt; 0.001; score increased in 94.7% of images; variance 0.065 to 0.026 (−60.7%; Pitman-Morgan t = 16.84, P &lt; 0.001). (C) Density distribution, ResNet50V2. (D) Paired individual shift, ResNet50V2: mean 0.774 ± 0.265 to 0.878 ± 0.230; mean paired difference +0.104; paired t = 10.98; Wilcoxon P &lt; 0.001; variance 0.070 to 0.053 (−24.3%; Pitman-Morgan t = 4.06, P &lt; 0.001). CE, cross-entropy.</w:t>
+        <w:t>The same held-out HCC images were scored by the CE-only and CE+SupCon models (HCC cosine similarity score to the training-set mean HCC prototype). (A) Density distribution, EfficientNetV2B0. (B) Paired individual shift, EfficientNetV2B0: mean 0.783 ± 0.256 (median 0.882) to 0.908 ± 0.160 (median 0.970); mean paired difference +0.125 (95% CI 0.110–0.140); paired t = 16.94; Wilcoxon signed-rank P &lt; 0.001; score increased in 94.7% of images; variance 0.065 to 0.026 (−60.7%; Pitman-Morgan t = 16.84, P &lt; 0.001). (C) Density distribution, ResNet50V2. (D) Paired individual shift, ResNet50V2: mean 0.774 ± 0.265 to 0.878 ± 0.230; mean paired difference +0.104; paired t = 10.98; Wilcoxon P &lt; 0.001; variance 0.070 to 0.053 (−25.0%; Pitman-Morgan t = 4.06, P &lt; 0.001). CE, cross-entropy.</w:t>
       </w:r>
     </w:p>
     <w:p>
